--- a/manuscript/data_availability.docx
+++ b/manuscript/data_availability.docx
@@ -34,7 +34,7 @@
         <w:rPr>
           <w:b w:val="0"/>
         </w:rPr>
-        <w:t>Processed training matrices, external cohort matrices, clinical annotations, and all analysis outputs required to reproduce the figures and tables of this manuscript are provided in the associated GitHub repository [URL] and as a pip-installable Python package [name].</w:t>
+        <w:t>Processed training matrices, external cohort matrices, clinical annotations, and all analysis outputs required to reproduce the figures and tables of this manuscript are provided in the associated GitHub repository (https://github.com/wangzhipeng-1/Path-AGNN-Cox) and as a pip-installable Python package (`path-agnn-cox`; Zenodo archive: https://doi.org/10.5281/zenodo.22030045).</w:t>
       </w:r>
     </w:p>
     <w:p>

--- a/manuscript/data_availability.docx
+++ b/manuscript/data_availability.docx
@@ -3,44 +3,44 @@
 <w:document xmlns:wpc="http://schemas.microsoft.com/office/word/2010/wordprocessingCanvas" xmlns:mo="http://schemas.microsoft.com/office/mac/office/2008/main" xmlns:mc="http://schemas.openxmlformats.org/markup-compatibility/2006" xmlns:mv="urn:schemas-microsoft-com:mac:vml" xmlns:o="urn:schemas-microsoft-com:office:office" xmlns:r="http://schemas.openxmlformats.org/officeDocument/2006/relationships" xmlns:m="http://schemas.openxmlformats.org/officeDocument/2006/math" xmlns:v="urn:schemas-microsoft-com:vml" xmlns:wp14="http://schemas.microsoft.com/office/word/2010/wordprocessingDrawing" xmlns:wp="http://schemas.openxmlformats.org/drawingml/2006/wordprocessingDrawing" xmlns:w10="urn:schemas-microsoft-com:office:word" xmlns:w="http://schemas.openxmlformats.org/wordprocessingml/2006/main" xmlns:w14="http://schemas.microsoft.com/office/word/2010/wordml" xmlns:wpg="http://schemas.microsoft.com/office/word/2010/wordprocessingGroup" xmlns:wpi="http://schemas.microsoft.com/office/word/2010/wordprocessingInk" xmlns:wne="http://schemas.microsoft.com/office/word/2006/wordml" xmlns:wps="http://schemas.microsoft.com/office/word/2010/wordprocessingShape" mc:Ignorable="w14 wp14">
   <w:body>
     <w:p>
-      <w:pPr>
-        <w:spacing w:after="360"/>
-        <w:jc w:val="center"/>
-      </w:pPr>
       <w:r>
         <w:rPr>
           <w:b/>
-          <w:sz w:val="28"/>
         </w:rPr>
         <w:t>Data Availability Statement</w:t>
       </w:r>
     </w:p>
     <w:p>
-      <w:pPr>
-        <w:spacing w:after="200"/>
-      </w:pPr>
       <w:r>
         <w:rPr>
           <w:b w:val="0"/>
         </w:rPr>
-        <w:t>All data used in this study are publicly available from their original sources. TCGA level-3 RNA-seq and clinical data were obtained from the GDC data portal (https://portal.gdc.cancer.gov). Independent external validation cohorts were obtained from the Gene Expression Omnibus (https://www.ncbi.nlm.nih.gov/geo) under the accession numbers listed in Table 1 (25 cohorts across 11 cancer types). The IMvigor210 anti-PD-L1 cohort was obtained from the IMvigor210CoreBiologies R/Bioconductor package (https://github.com/BioInfoCloud/IMvigor210CoreBiologies).</w:t>
+        <w:t>All data used in this study are publicly available from their original sources. TCGA RNA-seq and clinical annotations were obtained from UCSC Xena and GDC; GEO series matrices and platform annotations were obtained from NCBI GEO; IMvigor210 data are available from the original publication (Mariathasan et al., Nature, 2018). Accession numbers are listed in Table 1 of the manuscript.</w:t>
       </w:r>
     </w:p>
     <w:p>
-      <w:pPr>
-        <w:spacing w:after="200"/>
-      </w:pPr>
       <w:r>
         <w:rPr>
           <w:b w:val="0"/>
         </w:rPr>
-        <w:t>Processed training matrices, external cohort matrices, clinical annotations, and all analysis outputs required to reproduce the figures and tables of this manuscript are provided in the associated GitHub repository (https://github.com/wangzhipeng-1/Path-AGNN-Cox) and as a pip-installable Python package (`path-agnn-cox`; Zenodo archive: https://doi.org/10.5281/zenodo.22030045).</w:t>
       </w:r>
     </w:p>
     <w:p>
-      <w:pPr>
-        <w:spacing w:after="200"/>
-      </w:pPr>
+      <w:r>
+        <w:rPr>
+          <w:b w:val="0"/>
+        </w:rPr>
+        <w:t>To protect patient privacy, per-patient expression matrices, clinical records, and per-patient model outputs are not redistributed. Aggregate results required to reproduce every table and figure are provided in the repository, together with the complete analysis pipelines.</w:t>
+      </w:r>
+    </w:p>
+    <w:p>
+      <w:r>
+        <w:rPr>
+          <w:b w:val="0"/>
+        </w:rPr>
+      </w:r>
+    </w:p>
+    <w:p>
       <w:r>
         <w:rPr>
           <w:b w:val="0"/>

--- a/manuscript/data_availability.docx
+++ b/manuscript/data_availability.docx
@@ -3,44 +3,44 @@
 <w:document xmlns:wpc="http://schemas.microsoft.com/office/word/2010/wordprocessingCanvas" xmlns:mo="http://schemas.microsoft.com/office/mac/office/2008/main" xmlns:mc="http://schemas.openxmlformats.org/markup-compatibility/2006" xmlns:mv="urn:schemas-microsoft-com:mac:vml" xmlns:o="urn:schemas-microsoft-com:office:office" xmlns:r="http://schemas.openxmlformats.org/officeDocument/2006/relationships" xmlns:m="http://schemas.openxmlformats.org/officeDocument/2006/math" xmlns:v="urn:schemas-microsoft-com:vml" xmlns:wp14="http://schemas.microsoft.com/office/word/2010/wordprocessingDrawing" xmlns:wp="http://schemas.openxmlformats.org/drawingml/2006/wordprocessingDrawing" xmlns:w10="urn:schemas-microsoft-com:office:word" xmlns:w="http://schemas.openxmlformats.org/wordprocessingml/2006/main" xmlns:w14="http://schemas.microsoft.com/office/word/2010/wordml" xmlns:wpg="http://schemas.microsoft.com/office/word/2010/wordprocessingGroup" xmlns:wpi="http://schemas.microsoft.com/office/word/2010/wordprocessingInk" xmlns:wne="http://schemas.microsoft.com/office/word/2006/wordml" xmlns:wps="http://schemas.microsoft.com/office/word/2010/wordprocessingShape" mc:Ignorable="w14 wp14">
   <w:body>
     <w:p>
+      <w:pPr>
+        <w:spacing w:after="360"/>
+        <w:jc w:val="center"/>
+      </w:pPr>
       <w:r>
         <w:rPr>
           <w:b/>
+          <w:sz w:val="28"/>
         </w:rPr>
         <w:t>Data Availability Statement</w:t>
       </w:r>
     </w:p>
     <w:p>
+      <w:pPr>
+        <w:spacing w:after="200"/>
+      </w:pPr>
       <w:r>
         <w:rPr>
           <w:b w:val="0"/>
         </w:rPr>
-        <w:t>All data used in this study are publicly available from their original sources. TCGA RNA-seq and clinical annotations were obtained from UCSC Xena and GDC; GEO series matrices and platform annotations were obtained from NCBI GEO; IMvigor210 data are available from the original publication (Mariathasan et al., Nature, 2018). Accession numbers are listed in Table 1 of the manuscript.</w:t>
+        <w:t>All data used in this study are publicly available from their original sources. TCGA level-3 RNA-seq and clinical data were obtained from the GDC data portal (https://portal.gdc.cancer.gov). Independent external validation cohorts were obtained from the Gene Expression Omnibus (https://www.ncbi.nlm.nih.gov/geo) under the accession numbers listed in Table 1 (25 cohorts across 11 cancer types). The IMvigor210 anti-PD-L1 cohort was obtained from the IMvigor210CoreBiologies R/Bioconductor package (https://github.com/BioInfoCloud/IMvigor210CoreBiologies).</w:t>
       </w:r>
     </w:p>
     <w:p>
+      <w:pPr>
+        <w:spacing w:after="200"/>
+      </w:pPr>
       <w:r>
         <w:rPr>
           <w:b w:val="0"/>
         </w:rPr>
+        <w:t>Processed training matrices, external cohort matrices, clinical annotations, and all analysis outputs required to reproduce the figures and tables of this manuscript are provided in the associated GitHub repository (https://github.com/wangzhipeng-1/Path-AGNN-Cox) and as a pip-installable Python package (`path-agnn-cox`; Zenodo archive: https://doi.org/10.5281/zenodo.22030045).</w:t>
       </w:r>
     </w:p>
     <w:p>
-      <w:r>
-        <w:rPr>
-          <w:b w:val="0"/>
-        </w:rPr>
-        <w:t>To protect patient privacy, per-patient expression matrices, clinical records, and per-patient model outputs are not redistributed. Aggregate results required to reproduce every table and figure are provided in the repository, together with the complete analysis pipelines.</w:t>
-      </w:r>
-    </w:p>
-    <w:p>
-      <w:r>
-        <w:rPr>
-          <w:b w:val="0"/>
-        </w:rPr>
-      </w:r>
-    </w:p>
-    <w:p>
+      <w:pPr>
+        <w:spacing w:after="200"/>
+      </w:pPr>
       <w:r>
         <w:rPr>
           <w:b w:val="0"/>

--- a/manuscript/data_availability.docx
+++ b/manuscript/data_availability.docx
@@ -34,7 +34,7 @@
         <w:rPr>
           <w:b w:val="0"/>
         </w:rPr>
-        <w:t>Processed training matrices, external cohort matrices, clinical annotations, and all analysis outputs required to reproduce the figures and tables of this manuscript are provided in the associated GitHub repository (https://github.com/wangzhipeng-1/Path-AGNN-Cox) and as a pip-installable Python package (`path-agnn-cox`; Zenodo archive: https://doi.org/10.5281/zenodo.22030045).</w:t>
+        <w:t>Processed training matrices, external cohort matrices, clinical annotations, and all analysis outputs required to reproduce the figures and tables of this manuscript are provided in the associated GitHub repository (https://github.com/ZhongdaHospital-SEU/Path-AGNN-Cox) and as a pip-installable Python package (`path-agnn-cox`; Zenodo archive: https://doi.org/10.5281/zenodo.22030045).</w:t>
       </w:r>
     </w:p>
     <w:p>
